--- a/브라질 변호사/2부/2부_2화_구금심사.docx
+++ b/브라질 변호사/2부/2부_2화_구금심사.docx
@@ -36,7 +36,7 @@
           <w:i w:val="0"/>
           <w:sz w:val="22"/>
         </w:rPr>
-        <w:t>하파엘 ‘하파’ 멘지스(노바 카라자이 지부 공설변호인) / 에드바우두 핀투(지부 선임 공설변호인) / 헤나타 로부(공설변호인) / 비아(베아트리스 리스보아, 인턴) / 제페르송 ‘제’ 소우자(19, 빌라 히반세이라 배달 노동자) / 도나 그라사 소우자(제의 어머니, 세탁부) / 케이치(제의 여동생, 12) / 미르치스 카발칸치(구금심사 판사, 신규) / 바그네르 레이치(검사) / 세우 베네(아사이 가게 «Açaí do Bené» 주인, 신규) / 도나 소코후(포룸 앞 간이식당 주인, 신규) / 호송 경찰관 / 구금심사 피의자들(세우 에드송·도나 로지레니, 신규)</w:t>
+        <w:t>하파엘 ‘하파’ 멘지스(노바 카라자이 지부 공설변호인) / 에드바우두 핀투(지부 선임 공설변호인) / 헤나타 로부(공설변호인) / 비아(베아트리스 리스보아, 인턴) / 제페르송 ‘제’ 소우자(19, 빌라 히반세이라 배달 노동자) / 도나 그라사 소우자(제의 어머니, 세탁부) / 케이치(제의 여동생, 12) / 미르치스 카발칸치(구금심사 판사, 신규) / 바그네르 레이치(검사) / 세우 베네(아사이 가게 «Açaí do Bené» 주인, 신규) / 도나 소코후(포룸 앞 간이식당 주인, 1부 3화의 그 백반집) / 호송 경찰관 / 구금심사 피의자들(세우 에드송·도나 로지레니, 신규)</w:t>
       </w:r>
     </w:p>
     <w:p>
